--- a/write_up/drafts/tables/main/FE_techniques.docx
+++ b/write_up/drafts/tables/main/FE_techniques.docx
@@ -1,6 +1,6 @@
 
 <file path=word/document.xml><?xml version="1.0" encoding="utf-8"?>
-<w:document xmlns:wpc="http://schemas.microsoft.com/office/word/2010/wordprocessingCanvas" xmlns:cx="http://schemas.microsoft.com/office/drawing/2014/chartex" xmlns:cx1="http://schemas.microsoft.com/office/drawing/2015/9/8/chartex" xmlns:cx2="http://schemas.microsoft.com/office/drawing/2015/10/21/chartex" xmlns:cx3="http://schemas.microsoft.com/office/drawing/2016/5/9/chartex" xmlns:cx4="http://schemas.microsoft.com/office/drawing/2016/5/10/chartex" xmlns:cx5="http://schemas.microsoft.com/office/drawing/2016/5/11/chartex" xmlns:cx6="http://schemas.microsoft.com/office/drawing/2016/5/12/chartex" xmlns:cx7="http://schemas.microsoft.com/office/drawing/2016/5/13/chartex" xmlns:cx8="http://schemas.microsoft.com/office/drawing/2016/5/14/chartex" xmlns:mc="http://schemas.openxmlformats.org/markup-compatibility/2006" xmlns:m="http://schemas.openxmlformats.org/officeDocument/2006/math" xmlns:aink="http://schemas.microsoft.com/office/drawing/2016/ink" xmlns:am3d="http://schemas.microsoft.com/office/drawing/2017/model3d" xmlns:oel="http://schemas.microsoft.com/office/2019/extlst" xmlns:r="http://schemas.openxmlformats.org/officeDocument/2006/relationships" xmlns:wp14="http://schemas.microsoft.com/office/word/2010/wordprocessingDrawing" xmlns:wp="http://schemas.openxmlformats.org/drawingml/2006/wordprocessingDrawing" xmlns:wpg="http://schemas.microsoft.com/office/word/2010/wordprocessingGroup" xmlns:wpi="http://schemas.microsoft.com/office/word/2010/wordprocessingInk" xmlns:wps="http://schemas.microsoft.com/office/word/2010/wordprocessingShape" xmlns:o="urn:schemas-microsoft-com:office:office" xmlns:v="urn:schemas-microsoft-com:vml" xmlns:w10="urn:schemas-microsoft-com:office:word" xmlns:w="http://schemas.openxmlformats.org/wordprocessingml/2006/main" xmlns:w14="http://schemas.microsoft.com/office/word/2010/wordml" xmlns:w15="http://schemas.microsoft.com/office/word/2012/wordml" xmlns:w16cex="http://schemas.microsoft.com/office/word/2018/wordml/cex" xmlns:w16cid="http://schemas.microsoft.com/office/word/2016/wordml/cid" xmlns:w16="http://schemas.microsoft.com/office/word/2018/wordml" xmlns:w16sdtdh="http://schemas.microsoft.com/office/word/2020/wordml/sdtdatahash" xmlns:w16sdtfl="http://schemas.microsoft.com/office/word/2024/wordml/sdtformatlock" xmlns:w16se="http://schemas.microsoft.com/office/word/2015/wordml/symex" xmlns:w16du="http://schemas.microsoft.com/office/word/2023/wordml/word16du" xmlns:wne="http://schemas.microsoft.com/office/word/2006/wordml" mc:Ignorable="w14 w15 w16se w16cid w16 w16cex w16sdtdh w16sdtfl w16du wp14">
+<w:document xmlns:wpc="http://schemas.microsoft.com/office/word/2010/wordprocessingCanvas" xmlns:cx="http://schemas.microsoft.com/office/drawing/2014/chartex" xmlns:cx1="http://schemas.microsoft.com/office/drawing/2015/9/8/chartex" xmlns:cx2="http://schemas.microsoft.com/office/drawing/2015/10/21/chartex" xmlns:cx3="http://schemas.microsoft.com/office/drawing/2016/5/9/chartex" xmlns:cx4="http://schemas.microsoft.com/office/drawing/2016/5/10/chartex" xmlns:cx5="http://schemas.microsoft.com/office/drawing/2016/5/11/chartex" xmlns:cx6="http://schemas.microsoft.com/office/drawing/2016/5/12/chartex" xmlns:cx7="http://schemas.microsoft.com/office/drawing/2016/5/13/chartex" xmlns:cx8="http://schemas.microsoft.com/office/drawing/2016/5/14/chartex" xmlns:mc="http://schemas.openxmlformats.org/markup-compatibility/2006" xmlns:m="http://schemas.openxmlformats.org/officeDocument/2006/math" xmlns:aink="http://schemas.microsoft.com/office/drawing/2016/ink" xmlns:am3d="http://schemas.microsoft.com/office/drawing/2017/model3d" xmlns:oel="http://schemas.microsoft.com/office/2019/extlst" xmlns:r="http://schemas.openxmlformats.org/officeDocument/2006/relationships" xmlns:wp14="http://schemas.microsoft.com/office/word/2010/wordprocessingDrawing" xmlns:wp="http://schemas.openxmlformats.org/drawingml/2006/wordprocessingDrawing" xmlns:wpg="http://schemas.microsoft.com/office/word/2010/wordprocessingGroup" xmlns:wpi="http://schemas.microsoft.com/office/word/2010/wordprocessingInk" xmlns:wps="http://schemas.microsoft.com/office/word/2010/wordprocessingShape" xmlns:o="urn:schemas-microsoft-com:office:office" xmlns:v="urn:schemas-microsoft-com:vml" xmlns:w10="urn:schemas-microsoft-com:office:word" xmlns:w="http://schemas.openxmlformats.org/wordprocessingml/2006/main" xmlns:w14="http://schemas.microsoft.com/office/word/2010/wordml" xmlns:w15="http://schemas.microsoft.com/office/word/2012/wordml" xmlns:w16cei="http://schemas.microsoft.com/office/word/2026/wordml/cei" xmlns:w16cex="http://schemas.microsoft.com/office/word/2018/wordml/cex" xmlns:w16cid="http://schemas.microsoft.com/office/word/2016/wordml/cid" xmlns:w16="http://schemas.microsoft.com/office/word/2018/wordml" xmlns:w16sdtdh="http://schemas.microsoft.com/office/word/2020/wordml/sdtdatahash" xmlns:w16sdtfl="http://schemas.microsoft.com/office/word/2024/wordml/sdtformatlock" xmlns:w16se="http://schemas.microsoft.com/office/word/2015/wordml/symex" xmlns:w16du="http://schemas.microsoft.com/office/word/2023/wordml/word16du" xmlns:wne="http://schemas.microsoft.com/office/word/2006/wordml" mc:Ignorable="w14 w15 w16se w16cid w16 w16cex w16sdtdh w16sdtfl w16du wp14">
   <w:body>
     <w:tbl>
       <w:tblPr>
@@ -313,7 +313,10 @@
           </w:tcPr>
           <w:p>
             <w:r>
-              <w:t>Two databases</w:t>
+              <w:t>Multiple</w:t>
+            </w:r>
+            <w:r>
+              <w:t xml:space="preserve"> databases</w:t>
             </w:r>
           </w:p>
         </w:tc>
@@ -564,7 +567,10 @@
           </w:tcPr>
           <w:p>
             <w:r>
-              <w:t>(G)SEA</w:t>
+              <w:t>miRNA-</w:t>
+            </w:r>
+            <w:r>
+              <w:t>SEA</w:t>
             </w:r>
           </w:p>
         </w:tc>
@@ -605,58 +611,6 @@
           <w:p/>
         </w:tc>
       </w:tr>
-      <w:tr>
-        <w:tc>
-          <w:tcPr>
-            <w:tcW w:w="1677" w:type="dxa"/>
-            <w:shd w:val="clear" w:color="auto" w:fill="D9F2D0" w:themeFill="accent6" w:themeFillTint="33"/>
-          </w:tcPr>
-          <w:p>
-            <w:r>
-              <w:t>Canonical Pathways</w:t>
-            </w:r>
-          </w:p>
-        </w:tc>
-        <w:tc>
-          <w:tcPr>
-            <w:tcW w:w="1420" w:type="dxa"/>
-            <w:shd w:val="clear" w:color="auto" w:fill="D9F2D0" w:themeFill="accent6" w:themeFillTint="33"/>
-          </w:tcPr>
-          <w:p/>
-        </w:tc>
-        <w:tc>
-          <w:tcPr>
-            <w:tcW w:w="1475" w:type="dxa"/>
-            <w:shd w:val="clear" w:color="auto" w:fill="D9F2D0" w:themeFill="accent6" w:themeFillTint="33"/>
-          </w:tcPr>
-          <w:p>
-            <w:r>
-              <w:t>Qiagen IPA</w:t>
-            </w:r>
-          </w:p>
-        </w:tc>
-        <w:tc>
-          <w:tcPr>
-            <w:tcW w:w="1300" w:type="dxa"/>
-            <w:shd w:val="clear" w:color="auto" w:fill="D9F2D0" w:themeFill="accent6" w:themeFillTint="33"/>
-          </w:tcPr>
-          <w:p/>
-        </w:tc>
-        <w:tc>
-          <w:tcPr>
-            <w:tcW w:w="1620" w:type="dxa"/>
-            <w:shd w:val="clear" w:color="auto" w:fill="D9F2D0" w:themeFill="accent6" w:themeFillTint="33"/>
-          </w:tcPr>
-          <w:p/>
-        </w:tc>
-        <w:tc>
-          <w:tcPr>
-            <w:tcW w:w="1524" w:type="dxa"/>
-            <w:shd w:val="clear" w:color="auto" w:fill="D9F2D0" w:themeFill="accent6" w:themeFillTint="33"/>
-          </w:tcPr>
-          <w:p/>
-        </w:tc>
-      </w:tr>
     </w:tbl>
     <w:p>
       <w:pPr>
@@ -665,6 +619,27 @@
           <w:bCs/>
         </w:rPr>
       </w:pPr>
+      <w:r>
+        <w:rPr>
+          <w:b/>
+          <w:bCs/>
+        </w:rPr>
+        <w:t>[this will most likely have to be supplementary</w:t>
+      </w:r>
+      <w:r>
+        <w:rPr>
+          <w:b/>
+          <w:bCs/>
+        </w:rPr>
+        <w:t xml:space="preserve"> because of the size of it</w:t>
+      </w:r>
+      <w:r>
+        <w:rPr>
+          <w:b/>
+          <w:bCs/>
+        </w:rPr>
+        <w:t>]</w:t>
+      </w:r>
     </w:p>
     <w:p>
       <w:pPr>
@@ -683,7 +658,10 @@
     </w:p>
     <w:p>
       <w:r>
-        <w:t>Orange = Indirect</w:t>
+        <w:t xml:space="preserve">Orange = </w:t>
+      </w:r>
+      <w:r>
+        <w:t>Target gene-level</w:t>
       </w:r>
       <w:r>
         <w:t xml:space="preserve"> (target genes)</w:t>
@@ -691,26 +669,37 @@
     </w:p>
     <w:p>
       <w:r>
-        <w:t>Pink = Direct</w:t>
-      </w:r>
-    </w:p>
-    <w:p>
-      <w:r>
-        <w:t>Green = Company / software / curated canonical pathways</w:t>
-      </w:r>
-    </w:p>
-    <w:p>
-      <w:r>
-        <w:rPr>
+        <w:t xml:space="preserve">Pink = </w:t>
+      </w:r>
+      <w:r>
+        <w:t>miRNA-level</w:t>
+      </w:r>
+    </w:p>
+    <w:p>
+      <w:r>
+        <w:rPr>
+          <w:rFonts w:ascii="Aptos" w:hAnsi="Aptos"/>
           <w:color w:val="EE0000"/>
-          <w:sz w:val="40"/>
-          <w:szCs w:val="40"/>
-        </w:rPr>
-        <w:t>*</w:t>
+          <w:sz w:val="52"/>
+          <w:szCs w:val="52"/>
+        </w:rPr>
+        <w:t>[</w:t>
+      </w:r>
+      <w:r>
+        <w:rPr>
+          <w:rFonts w:ascii="Aptos" w:hAnsi="Aptos"/>
+          <w:color w:val="EE0000"/>
+          <w:sz w:val="52"/>
+          <w:szCs w:val="52"/>
+        </w:rPr>
+        <w:t>•</w:t>
       </w:r>
       <w:r>
         <w:t xml:space="preserve"> = Used in this study</w:t>
       </w:r>
+      <w:r>
+        <w:t>]</w:t>
+      </w:r>
     </w:p>
     <w:p>
       <w:r>
@@ -729,6 +718,45 @@
           <w:numId w:val="2"/>
         </w:numPr>
       </w:pPr>
+      <w:r>
+        <w:t>Experimental validation</w:t>
+      </w:r>
+    </w:p>
+    <w:p>
+      <w:r>
+        <w:rPr>
+          <w:b/>
+          <w:bCs/>
+        </w:rPr>
+        <w:t>Description</w:t>
+      </w:r>
+    </w:p>
+    <w:p>
+      <w:pPr>
+        <w:pStyle w:val="ListParagraph"/>
+        <w:numPr>
+          <w:ilvl w:val="0"/>
+          <w:numId w:val="4"/>
+        </w:numPr>
+      </w:pPr>
+      <w:r>
+        <w:t xml:space="preserve">Filter target genes according to the </w:t>
+      </w:r>
+      <w:r>
+        <w:t xml:space="preserve">type and strength of </w:t>
+      </w:r>
+      <w:r>
+        <w:t xml:space="preserve">experimental </w:t>
+      </w:r>
+      <w:r>
+        <w:t>evidence</w:t>
+      </w:r>
+      <w:r>
+        <w:t xml:space="preserve"> </w:t>
+      </w:r>
+      <w:r>
+        <w:t>supporting each miRNA-target interaction.</w:t>
+      </w:r>
     </w:p>
     <w:p>
       <w:r>
@@ -747,6 +775,43 @@
           <w:numId w:val="3"/>
         </w:numPr>
       </w:pPr>
+      <w:r>
+        <w:t>Can retain only target genes supported by stronger experimental evidence e.g., reporter assay, western blot and qPCR.</w:t>
+      </w:r>
+    </w:p>
+    <w:p>
+      <w:pPr>
+        <w:pStyle w:val="ListParagraph"/>
+        <w:numPr>
+          <w:ilvl w:val="0"/>
+          <w:numId w:val="3"/>
+        </w:numPr>
+      </w:pPr>
+      <w:r>
+        <w:t>Can exclude target genes supported by weaker experimental evidence e.g., m</w:t>
+      </w:r>
+      <w:r>
+        <w:t>icroarray</w:t>
+      </w:r>
+      <w:r>
+        <w:t xml:space="preserve">, NGS, </w:t>
+      </w:r>
+      <w:proofErr w:type="spellStart"/>
+      <w:r>
+        <w:t>pSILAC</w:t>
+      </w:r>
+      <w:proofErr w:type="spellEnd"/>
+      <w:r>
+        <w:t>, CLIP-</w:t>
+      </w:r>
+      <w:proofErr w:type="spellStart"/>
+      <w:r>
+        <w:t>Seq</w:t>
+      </w:r>
+      <w:proofErr w:type="spellEnd"/>
+      <w:r>
+        <w:t>, CLASH</w:t>
+      </w:r>
     </w:p>
     <w:p>
       <w:pPr>
@@ -771,6 +836,37 @@
           <w:numId w:val="3"/>
         </w:numPr>
       </w:pPr>
+      <w:r>
+        <w:t>Different experimental methods capture different aspects of miRNA regulation therefore filtering may bias towards well-studied genes or pathways.</w:t>
+      </w:r>
+    </w:p>
+    <w:p>
+      <w:pPr>
+        <w:pStyle w:val="ListParagraph"/>
+        <w:numPr>
+          <w:ilvl w:val="0"/>
+          <w:numId w:val="3"/>
+        </w:numPr>
+      </w:pPr>
+      <w:r>
+        <w:t xml:space="preserve">High-confidence support is not always available for true miRNA-target interactions. </w:t>
+      </w:r>
+    </w:p>
+    <w:p>
+      <w:pPr>
+        <w:pStyle w:val="ListParagraph"/>
+        <w:numPr>
+          <w:ilvl w:val="0"/>
+          <w:numId w:val="3"/>
+        </w:numPr>
+      </w:pPr>
+      <w:r>
+        <w:lastRenderedPageBreak/>
+        <w:t>This can produce miRNA-target lists that are too small to support robust pathway enrichment analysis.</w:t>
+      </w:r>
+      <w:r>
+        <w:t xml:space="preserve"> </w:t>
+      </w:r>
     </w:p>
     <w:p>
       <w:pPr>
@@ -787,6 +883,38 @@
         <w:t>Reference</w:t>
       </w:r>
     </w:p>
+    <w:p>
+      <w:hyperlink r:id="rId5" w:history="1">
+        <w:r>
+          <w:rPr>
+            <w:rStyle w:val="Hyperlink"/>
+          </w:rPr>
+          <w:t>https://www.jove.com/pdf</w:t>
+        </w:r>
+        <w:r>
+          <w:rPr>
+            <w:rStyle w:val="Hyperlink"/>
+          </w:rPr>
+          <w:t>/</w:t>
+        </w:r>
+        <w:r>
+          <w:rPr>
+            <w:rStyle w:val="Hyperlink"/>
+          </w:rPr>
+          <w:t>68760/a-verified-workflow-for-mirnaseq-data-processing-and-bioinformatics-analysis-using-r</w:t>
+        </w:r>
+      </w:hyperlink>
+    </w:p>
+    <w:p>
+      <w:hyperlink r:id="rId6" w:history="1">
+        <w:r>
+          <w:rPr>
+            <w:rStyle w:val="Hyperlink"/>
+          </w:rPr>
+          <w:t>https://academic.oup.com/nar/article/53/D1/D147/7907368</w:t>
+        </w:r>
+      </w:hyperlink>
+    </w:p>
     <w:p/>
     <w:p>
       <w:r>
@@ -805,6 +933,47 @@
           <w:numId w:val="2"/>
         </w:numPr>
       </w:pPr>
+      <w:r>
+        <w:t>miRNA multi-targeting</w:t>
+      </w:r>
+    </w:p>
+    <w:p>
+      <w:r>
+        <w:rPr>
+          <w:b/>
+          <w:bCs/>
+        </w:rPr>
+        <w:t>Description</w:t>
+      </w:r>
+    </w:p>
+    <w:p>
+      <w:pPr>
+        <w:pStyle w:val="ListParagraph"/>
+        <w:numPr>
+          <w:ilvl w:val="0"/>
+          <w:numId w:val="4"/>
+        </w:numPr>
+      </w:pPr>
+      <w:r>
+        <w:t xml:space="preserve">Filter target genes according to the number of </w:t>
+      </w:r>
+      <w:r>
+        <w:t xml:space="preserve">differentially expressed </w:t>
+      </w:r>
+      <w:r>
+        <w:t xml:space="preserve">miRNAs </w:t>
+      </w:r>
+      <w:r>
+        <w:t>known to target each gene, retaining genes co-targeted by multiple miRNAs.</w:t>
+      </w:r>
+    </w:p>
+    <w:p>
+      <w:pPr>
+        <w:pStyle w:val="ListParagraph"/>
+      </w:pPr>
+      <w:r>
+        <w:t>co-targeting a given target.</w:t>
+      </w:r>
     </w:p>
     <w:p>
       <w:r>
@@ -823,6 +992,27 @@
           <w:numId w:val="3"/>
         </w:numPr>
       </w:pPr>
+      <w:r>
+        <w:t>Prioritises genes that may be under stronger regulation by multiple miRNAs.</w:t>
+      </w:r>
+    </w:p>
+    <w:p>
+      <w:pPr>
+        <w:pStyle w:val="ListParagraph"/>
+        <w:numPr>
+          <w:ilvl w:val="0"/>
+          <w:numId w:val="3"/>
+        </w:numPr>
+      </w:pPr>
+      <w:r>
+        <w:t xml:space="preserve">Can improve the biological relevance of pathway enrichment by focusing on potentially </w:t>
+      </w:r>
+      <w:r>
+        <w:t>highly connected regulatory</w:t>
+      </w:r>
+      <w:r>
+        <w:t xml:space="preserve"> genes.</w:t>
+      </w:r>
     </w:p>
     <w:p>
       <w:pPr>
@@ -847,6 +1037,69 @@
           <w:numId w:val="3"/>
         </w:numPr>
       </w:pPr>
+      <w:r>
+        <w:t xml:space="preserve">Risks excluding </w:t>
+      </w:r>
+      <w:r>
+        <w:t>real</w:t>
+      </w:r>
+      <w:r>
+        <w:t xml:space="preserve"> </w:t>
+      </w:r>
+      <w:r>
+        <w:t>target genes</w:t>
+      </w:r>
+      <w:r>
+        <w:t xml:space="preserve"> that are only supported by</w:t>
+      </w:r>
+      <w:r>
+        <w:t xml:space="preserve"> one or</w:t>
+      </w:r>
+      <w:r>
+        <w:t xml:space="preserve"> a </w:t>
+      </w:r>
+      <w:r>
+        <w:t>small number of</w:t>
+      </w:r>
+      <w:r>
+        <w:t xml:space="preserve"> miRNAs.</w:t>
+      </w:r>
+    </w:p>
+    <w:p>
+      <w:pPr>
+        <w:pStyle w:val="ListParagraph"/>
+        <w:numPr>
+          <w:ilvl w:val="0"/>
+          <w:numId w:val="3"/>
+        </w:numPr>
+      </w:pPr>
+      <w:r>
+        <w:t xml:space="preserve">The </w:t>
+      </w:r>
+      <w:r>
+        <w:t xml:space="preserve">minimum </w:t>
+      </w:r>
+      <w:r>
+        <w:t xml:space="preserve">threshold for </w:t>
+      </w:r>
+      <w:r>
+        <w:t>gene co-</w:t>
+      </w:r>
+      <w:r>
+        <w:t>targeting is arbitrary.</w:t>
+      </w:r>
+    </w:p>
+    <w:p>
+      <w:pPr>
+        <w:pStyle w:val="ListParagraph"/>
+        <w:numPr>
+          <w:ilvl w:val="0"/>
+          <w:numId w:val="3"/>
+        </w:numPr>
+      </w:pPr>
+      <w:r>
+        <w:t>Can bias towards better characterised genes which could influence pathway enrichment analysis.</w:t>
+      </w:r>
     </w:p>
     <w:p>
       <w:pPr>
@@ -862,6 +1115,62 @@
         </w:rPr>
         <w:t>Reference</w:t>
       </w:r>
+    </w:p>
+    <w:p>
+      <w:hyperlink r:id="rId7" w:history="1">
+        <w:r>
+          <w:rPr>
+            <w:rStyle w:val="Hyperlink"/>
+          </w:rPr>
+          <w:t>https://link.springer.com/article/10.1186/s12859-019-</w:t>
+        </w:r>
+        <w:r>
+          <w:rPr>
+            <w:rStyle w:val="Hyperlink"/>
+          </w:rPr>
+          <w:t>3</w:t>
+        </w:r>
+        <w:r>
+          <w:rPr>
+            <w:rStyle w:val="Hyperlink"/>
+          </w:rPr>
+          <w:t>215</w:t>
+        </w:r>
+        <w:r>
+          <w:rPr>
+            <w:rStyle w:val="Hyperlink"/>
+          </w:rPr>
+          <w:t>-</w:t>
+        </w:r>
+        <w:r>
+          <w:rPr>
+            <w:rStyle w:val="Hyperlink"/>
+          </w:rPr>
+          <w:t>5</w:t>
+        </w:r>
+      </w:hyperlink>
+    </w:p>
+    <w:p>
+      <w:hyperlink r:id="rId8" w:history="1">
+        <w:r>
+          <w:rPr>
+            <w:rStyle w:val="Hyperlink"/>
+          </w:rPr>
+          <w:t>https://journals.plos.org/plosone/article?id=10.1371/journal.pone.0</w:t>
+        </w:r>
+        <w:r>
+          <w:rPr>
+            <w:rStyle w:val="Hyperlink"/>
+          </w:rPr>
+          <w:t>0</w:t>
+        </w:r>
+        <w:r>
+          <w:rPr>
+            <w:rStyle w:val="Hyperlink"/>
+          </w:rPr>
+          <w:t>39357</w:t>
+        </w:r>
+      </w:hyperlink>
     </w:p>
     <w:p/>
     <w:p/>
@@ -882,6 +1191,44 @@
           <w:numId w:val="2"/>
         </w:numPr>
       </w:pPr>
+      <w:r>
+        <w:t>My-brain-</w:t>
+      </w:r>
+      <w:proofErr w:type="spellStart"/>
+      <w:r>
+        <w:t>seq</w:t>
+      </w:r>
+      <w:proofErr w:type="spellEnd"/>
+    </w:p>
+    <w:p>
+      <w:r>
+        <w:rPr>
+          <w:b/>
+          <w:bCs/>
+        </w:rPr>
+        <w:t>Description</w:t>
+      </w:r>
+    </w:p>
+    <w:p>
+      <w:pPr>
+        <w:pStyle w:val="ListParagraph"/>
+        <w:numPr>
+          <w:ilvl w:val="0"/>
+          <w:numId w:val="4"/>
+        </w:numPr>
+      </w:pPr>
+      <w:r>
+        <w:lastRenderedPageBreak/>
+        <w:t xml:space="preserve">Apply Boolean logic to count a miRNA as targeting a pathway if one of its target genes targets it, but not any more than </w:t>
+      </w:r>
+      <w:proofErr w:type="gramStart"/>
+      <w:r>
+        <w:t>that[</w:t>
+      </w:r>
+      <w:proofErr w:type="gramEnd"/>
+      <w:r>
+        <w:t>]</w:t>
+      </w:r>
     </w:p>
     <w:p>
       <w:r>
@@ -924,6 +1271,365 @@
           <w:numId w:val="3"/>
         </w:numPr>
       </w:pPr>
+    </w:p>
+    <w:p>
+      <w:pPr>
+        <w:rPr>
+          <w:b/>
+          <w:bCs/>
+        </w:rPr>
+      </w:pPr>
+      <w:r>
+        <w:rPr>
+          <w:b/>
+          <w:bCs/>
+        </w:rPr>
+        <w:t>Reference</w:t>
+      </w:r>
+    </w:p>
+    <w:p>
+      <w:r>
+        <w:t>https://pmc.ncbi.nlm.nih.gov/articles/PMC10135678/</w:t>
+      </w:r>
+    </w:p>
+    <w:p/>
+    <w:p>
+      <w:r>
+        <w:rPr>
+          <w:b/>
+          <w:bCs/>
+        </w:rPr>
+        <w:t>Method</w:t>
+      </w:r>
+    </w:p>
+    <w:p>
+      <w:pPr>
+        <w:pStyle w:val="ListParagraph"/>
+        <w:numPr>
+          <w:ilvl w:val="0"/>
+          <w:numId w:val="2"/>
+        </w:numPr>
+      </w:pPr>
+      <w:r>
+        <w:t>Multiple</w:t>
+      </w:r>
+      <w:r>
+        <w:t xml:space="preserve"> databases</w:t>
+      </w:r>
+    </w:p>
+    <w:p>
+      <w:r>
+        <w:rPr>
+          <w:b/>
+          <w:bCs/>
+        </w:rPr>
+        <w:t>Description</w:t>
+      </w:r>
+    </w:p>
+    <w:p>
+      <w:pPr>
+        <w:pStyle w:val="ListParagraph"/>
+        <w:numPr>
+          <w:ilvl w:val="0"/>
+          <w:numId w:val="4"/>
+        </w:numPr>
+      </w:pPr>
+      <w:r>
+        <w:t xml:space="preserve">Filter target genes according to the number of databases that </w:t>
+      </w:r>
+      <w:r>
+        <w:t>report</w:t>
+      </w:r>
+      <w:r>
+        <w:t xml:space="preserve"> the miRNA-target interaction</w:t>
+      </w:r>
+      <w:r>
+        <w:t>, retaining only interactions supported by multiple databases.</w:t>
+      </w:r>
+    </w:p>
+    <w:p>
+      <w:r>
+        <w:rPr>
+          <w:b/>
+          <w:bCs/>
+        </w:rPr>
+        <w:t>Advantages</w:t>
+      </w:r>
+    </w:p>
+    <w:p>
+      <w:pPr>
+        <w:pStyle w:val="ListParagraph"/>
+        <w:numPr>
+          <w:ilvl w:val="0"/>
+          <w:numId w:val="3"/>
+        </w:numPr>
+      </w:pPr>
+      <w:r>
+        <w:t xml:space="preserve">The intersection of 2 or more databases </w:t>
+      </w:r>
+      <w:r>
+        <w:t>may</w:t>
+      </w:r>
+      <w:r>
+        <w:t xml:space="preserve"> reduce the likelihood of identifying false-positive target genes.</w:t>
+      </w:r>
+    </w:p>
+    <w:p>
+      <w:pPr>
+        <w:rPr>
+          <w:b/>
+          <w:bCs/>
+        </w:rPr>
+      </w:pPr>
+      <w:r>
+        <w:rPr>
+          <w:b/>
+          <w:bCs/>
+        </w:rPr>
+        <w:t>Disadvantages</w:t>
+      </w:r>
+    </w:p>
+    <w:p>
+      <w:pPr>
+        <w:pStyle w:val="ListParagraph"/>
+        <w:numPr>
+          <w:ilvl w:val="0"/>
+          <w:numId w:val="3"/>
+        </w:numPr>
+      </w:pPr>
+      <w:r>
+        <w:t>Due to differences in database sizes, curation methods and update frequency, real target genes present in only one, or a small number of databases may be excluded.</w:t>
+      </w:r>
+    </w:p>
+    <w:p>
+      <w:pPr>
+        <w:pStyle w:val="ListParagraph"/>
+        <w:numPr>
+          <w:ilvl w:val="0"/>
+          <w:numId w:val="3"/>
+        </w:numPr>
+      </w:pPr>
+      <w:r>
+        <w:t xml:space="preserve">The minimum threshold of databases required to support a miRNA-target interaction is arbitrary. </w:t>
+      </w:r>
+    </w:p>
+    <w:p>
+      <w:pPr>
+        <w:pStyle w:val="ListParagraph"/>
+        <w:numPr>
+          <w:ilvl w:val="0"/>
+          <w:numId w:val="3"/>
+        </w:numPr>
+      </w:pPr>
+      <w:r>
+        <w:t xml:space="preserve">Many databases are curated using the same data sources therefore consensus may not reflect independent support. </w:t>
+      </w:r>
+    </w:p>
+    <w:p>
+      <w:pPr>
+        <w:pStyle w:val="ListParagraph"/>
+        <w:numPr>
+          <w:ilvl w:val="0"/>
+          <w:numId w:val="3"/>
+        </w:numPr>
+      </w:pPr>
+      <w:r>
+        <w:t>Filtering by supporting databases may bias towards well-characterised miRNAs and target genes.</w:t>
+      </w:r>
+    </w:p>
+    <w:p>
+      <w:pPr>
+        <w:rPr>
+          <w:b/>
+          <w:bCs/>
+        </w:rPr>
+      </w:pPr>
+      <w:r>
+        <w:rPr>
+          <w:b/>
+          <w:bCs/>
+        </w:rPr>
+        <w:t>Reference</w:t>
+      </w:r>
+    </w:p>
+    <w:p>
+      <w:hyperlink r:id="rId9" w:history="1">
+        <w:r>
+          <w:rPr>
+            <w:rStyle w:val="Hyperlink"/>
+          </w:rPr>
+          <w:t>https://pmc.ncbi.nlm.nih.gov/articles/PMC3951436/#S16</w:t>
+        </w:r>
+      </w:hyperlink>
+    </w:p>
+    <w:p>
+      <w:hyperlink r:id="rId10" w:history="1">
+        <w:r>
+          <w:rPr>
+            <w:rStyle w:val="Hyperlink"/>
+          </w:rPr>
+          <w:t>https://www.nature.com/articles/s41596-024-01020-z</w:t>
+        </w:r>
+      </w:hyperlink>
+    </w:p>
+    <w:p>
+      <w:r>
+        <w:lastRenderedPageBreak/>
+        <w:t>https://www.jove.com/pdf/68760/a-verified-workflow-for-mirnaseq-data-processing-and-bioinformatics-analysis-using-r</w:t>
+      </w:r>
+    </w:p>
+    <w:p/>
+    <w:p>
+      <w:r>
+        <w:rPr>
+          <w:b/>
+          <w:bCs/>
+        </w:rPr>
+        <w:t>Method</w:t>
+      </w:r>
+    </w:p>
+    <w:p>
+      <w:pPr>
+        <w:pStyle w:val="ListParagraph"/>
+        <w:numPr>
+          <w:ilvl w:val="0"/>
+          <w:numId w:val="2"/>
+        </w:numPr>
+      </w:pPr>
+      <w:r>
+        <w:t>Context-specific filtering</w:t>
+      </w:r>
+    </w:p>
+    <w:p>
+      <w:r>
+        <w:rPr>
+          <w:b/>
+          <w:bCs/>
+        </w:rPr>
+        <w:t>Description</w:t>
+      </w:r>
+    </w:p>
+    <w:p>
+      <w:pPr>
+        <w:pStyle w:val="ListParagraph"/>
+        <w:numPr>
+          <w:ilvl w:val="0"/>
+          <w:numId w:val="4"/>
+        </w:numPr>
+      </w:pPr>
+      <w:r>
+        <w:t>Filter target genes according to whether the target gene could biologically feasibly appear in your model, as miRNAs can only target genes that are expressed within the biological system. Then</w:t>
+      </w:r>
+      <w:r>
+        <w:t>,</w:t>
+      </w:r>
+      <w:r>
+        <w:t xml:space="preserve"> retain only the intersection </w:t>
+      </w:r>
+      <w:r>
+        <w:t>between</w:t>
+      </w:r>
+      <w:r>
+        <w:t xml:space="preserve"> target genes identified and genes present in the system.</w:t>
+      </w:r>
+    </w:p>
+    <w:p>
+      <w:r>
+        <w:rPr>
+          <w:b/>
+          <w:bCs/>
+        </w:rPr>
+        <w:t>Advantages</w:t>
+      </w:r>
+    </w:p>
+    <w:p>
+      <w:pPr>
+        <w:pStyle w:val="ListParagraph"/>
+        <w:numPr>
+          <w:ilvl w:val="0"/>
+          <w:numId w:val="3"/>
+        </w:numPr>
+      </w:pPr>
+      <w:r>
+        <w:t>Genes not relevant to the biological model (e.g., airway epithelium) would be excluded from the analysis which increases the statistical power of pathway enrichment analysis by reducing the likelihood of false-positive pathway associations and removing noise.</w:t>
+      </w:r>
+    </w:p>
+    <w:p>
+      <w:pPr>
+        <w:rPr>
+          <w:b/>
+          <w:bCs/>
+        </w:rPr>
+      </w:pPr>
+      <w:r>
+        <w:rPr>
+          <w:b/>
+          <w:bCs/>
+        </w:rPr>
+        <w:t>Disadvantages</w:t>
+      </w:r>
+    </w:p>
+    <w:p>
+      <w:pPr>
+        <w:pStyle w:val="ListParagraph"/>
+        <w:numPr>
+          <w:ilvl w:val="0"/>
+          <w:numId w:val="3"/>
+        </w:numPr>
+      </w:pPr>
+      <w:r>
+        <w:t xml:space="preserve">Airway epithelium cells </w:t>
+      </w:r>
+      <w:r>
+        <w:t>can express</w:t>
+      </w:r>
+      <w:r>
+        <w:t xml:space="preserve"> many genes (e.g., </w:t>
+      </w:r>
+      <w:r>
+        <w:t xml:space="preserve">respiratory ciliated cells can express ~12k genes) </w:t>
+      </w:r>
+      <w:r>
+        <w:t xml:space="preserve">and therefore </w:t>
+      </w:r>
+      <w:r>
+        <w:t>this may not reduce the target gene list very substantially</w:t>
+      </w:r>
+    </w:p>
+    <w:p>
+      <w:pPr>
+        <w:pStyle w:val="ListParagraph"/>
+        <w:numPr>
+          <w:ilvl w:val="0"/>
+          <w:numId w:val="3"/>
+        </w:numPr>
+      </w:pPr>
+      <w:r>
+        <w:t xml:space="preserve">Airway epithelial-derived </w:t>
+      </w:r>
+      <w:r>
+        <w:t>EVs target multiple cell types</w:t>
+      </w:r>
+      <w:r>
+        <w:t xml:space="preserve"> (including immune cells) therefore it is difficult to predict which cell to isolate the gene list to.</w:t>
+      </w:r>
+    </w:p>
+    <w:p>
+      <w:pPr>
+        <w:pStyle w:val="ListParagraph"/>
+        <w:numPr>
+          <w:ilvl w:val="0"/>
+          <w:numId w:val="3"/>
+        </w:numPr>
+      </w:pPr>
+      <w:r>
+        <w:t>Creating an exhaustive list of cell types potentially targeted by EVs would be comprehensive and the genes that could possibly be expressed across all these cell types would likely represent most of the genome anyway.</w:t>
+      </w:r>
+    </w:p>
+    <w:p>
+      <w:r>
+        <w:t>[review this section]</w:t>
+      </w:r>
     </w:p>
     <w:p>
       <w:pPr>
@@ -959,13 +1665,38 @@
           <w:numId w:val="2"/>
         </w:numPr>
       </w:pPr>
-    </w:p>
-    <w:p>
-      <w:r>
-        <w:rPr>
-          <w:b/>
-          <w:bCs/>
-        </w:rPr>
+      <w:r>
+        <w:t>Hub genes</w:t>
+      </w:r>
+    </w:p>
+    <w:p>
+      <w:r>
+        <w:rPr>
+          <w:b/>
+          <w:bCs/>
+        </w:rPr>
+        <w:t>Description</w:t>
+      </w:r>
+    </w:p>
+    <w:p>
+      <w:pPr>
+        <w:pStyle w:val="ListParagraph"/>
+        <w:numPr>
+          <w:ilvl w:val="0"/>
+          <w:numId w:val="4"/>
+        </w:numPr>
+      </w:pPr>
+      <w:r>
+        <w:t>.</w:t>
+      </w:r>
+    </w:p>
+    <w:p>
+      <w:r>
+        <w:rPr>
+          <w:b/>
+          <w:bCs/>
+        </w:rPr>
+        <w:lastRenderedPageBreak/>
         <w:t>Advantages</w:t>
       </w:r>
     </w:p>
@@ -1018,6 +1749,105 @@
       </w:r>
     </w:p>
     <w:p/>
+    <w:p>
+      <w:r>
+        <w:rPr>
+          <w:b/>
+          <w:bCs/>
+        </w:rPr>
+        <w:t>Method</w:t>
+      </w:r>
+    </w:p>
+    <w:p>
+      <w:pPr>
+        <w:pStyle w:val="ListParagraph"/>
+        <w:numPr>
+          <w:ilvl w:val="0"/>
+          <w:numId w:val="2"/>
+        </w:numPr>
+      </w:pPr>
+      <w:r>
+        <w:t>ORA</w:t>
+      </w:r>
+    </w:p>
+    <w:p>
+      <w:r>
+        <w:rPr>
+          <w:b/>
+          <w:bCs/>
+        </w:rPr>
+        <w:t>Description</w:t>
+      </w:r>
+    </w:p>
+    <w:p>
+      <w:pPr>
+        <w:pStyle w:val="ListParagraph"/>
+        <w:numPr>
+          <w:ilvl w:val="0"/>
+          <w:numId w:val="4"/>
+        </w:numPr>
+      </w:pPr>
+      <w:r>
+        <w:t>.</w:t>
+      </w:r>
+    </w:p>
+    <w:p>
+      <w:r>
+        <w:rPr>
+          <w:b/>
+          <w:bCs/>
+        </w:rPr>
+        <w:t>Advantages</w:t>
+      </w:r>
+    </w:p>
+    <w:p>
+      <w:pPr>
+        <w:pStyle w:val="ListParagraph"/>
+        <w:numPr>
+          <w:ilvl w:val="0"/>
+          <w:numId w:val="3"/>
+        </w:numPr>
+      </w:pPr>
+    </w:p>
+    <w:p>
+      <w:pPr>
+        <w:rPr>
+          <w:b/>
+          <w:bCs/>
+        </w:rPr>
+      </w:pPr>
+      <w:r>
+        <w:rPr>
+          <w:b/>
+          <w:bCs/>
+        </w:rPr>
+        <w:t>Disadvantages</w:t>
+      </w:r>
+    </w:p>
+    <w:p>
+      <w:pPr>
+        <w:pStyle w:val="ListParagraph"/>
+        <w:numPr>
+          <w:ilvl w:val="0"/>
+          <w:numId w:val="3"/>
+        </w:numPr>
+      </w:pPr>
+    </w:p>
+    <w:p>
+      <w:pPr>
+        <w:rPr>
+          <w:b/>
+          <w:bCs/>
+        </w:rPr>
+      </w:pPr>
+      <w:r>
+        <w:rPr>
+          <w:b/>
+          <w:bCs/>
+        </w:rPr>
+        <w:t>Reference</w:t>
+      </w:r>
+    </w:p>
     <w:p/>
     <w:p>
       <w:r>
@@ -1036,84 +1866,30 @@
           <w:numId w:val="2"/>
         </w:numPr>
       </w:pPr>
-    </w:p>
-    <w:p>
-      <w:r>
-        <w:rPr>
-          <w:b/>
-          <w:bCs/>
-        </w:rPr>
-        <w:t>Advantages</w:t>
-      </w:r>
-    </w:p>
-    <w:p>
-      <w:pPr>
-        <w:pStyle w:val="ListParagraph"/>
-        <w:numPr>
-          <w:ilvl w:val="0"/>
-          <w:numId w:val="3"/>
-        </w:numPr>
-      </w:pPr>
-    </w:p>
-    <w:p>
-      <w:pPr>
-        <w:rPr>
-          <w:b/>
-          <w:bCs/>
-        </w:rPr>
-      </w:pPr>
-      <w:r>
-        <w:rPr>
-          <w:b/>
-          <w:bCs/>
-        </w:rPr>
-        <w:lastRenderedPageBreak/>
-        <w:t>Disadvantages</w:t>
-      </w:r>
-    </w:p>
-    <w:p>
-      <w:pPr>
-        <w:pStyle w:val="ListParagraph"/>
-        <w:numPr>
-          <w:ilvl w:val="0"/>
-          <w:numId w:val="3"/>
-        </w:numPr>
-      </w:pPr>
-    </w:p>
-    <w:p>
-      <w:pPr>
-        <w:rPr>
-          <w:b/>
-          <w:bCs/>
-        </w:rPr>
-      </w:pPr>
-      <w:r>
-        <w:rPr>
-          <w:b/>
-          <w:bCs/>
-        </w:rPr>
-        <w:t>Reference</w:t>
-      </w:r>
-    </w:p>
-    <w:p/>
-    <w:p/>
-    <w:p>
-      <w:r>
-        <w:rPr>
-          <w:b/>
-          <w:bCs/>
-        </w:rPr>
-        <w:t>Method</w:t>
-      </w:r>
-    </w:p>
-    <w:p>
-      <w:pPr>
-        <w:pStyle w:val="ListParagraph"/>
-        <w:numPr>
-          <w:ilvl w:val="0"/>
-          <w:numId w:val="2"/>
-        </w:numPr>
-      </w:pPr>
+      <w:r>
+        <w:t>miRNA-SEA</w:t>
+      </w:r>
+    </w:p>
+    <w:p>
+      <w:r>
+        <w:rPr>
+          <w:b/>
+          <w:bCs/>
+        </w:rPr>
+        <w:t>Description</w:t>
+      </w:r>
+    </w:p>
+    <w:p>
+      <w:pPr>
+        <w:pStyle w:val="ListParagraph"/>
+        <w:numPr>
+          <w:ilvl w:val="0"/>
+          <w:numId w:val="4"/>
+        </w:numPr>
+      </w:pPr>
+      <w:r>
+        <w:t>.</w:t>
+      </w:r>
     </w:p>
     <w:p>
       <w:r>
@@ -1186,7 +1962,7 @@
 </file>
 
 <file path=word/numbering.xml><?xml version="1.0" encoding="utf-8"?>
-<w:numbering xmlns:wpc="http://schemas.microsoft.com/office/word/2010/wordprocessingCanvas" xmlns:cx="http://schemas.microsoft.com/office/drawing/2014/chartex" xmlns:cx1="http://schemas.microsoft.com/office/drawing/2015/9/8/chartex" xmlns:cx2="http://schemas.microsoft.com/office/drawing/2015/10/21/chartex" xmlns:cx3="http://schemas.microsoft.com/office/drawing/2016/5/9/chartex" xmlns:cx4="http://schemas.microsoft.com/office/drawing/2016/5/10/chartex" xmlns:cx5="http://schemas.microsoft.com/office/drawing/2016/5/11/chartex" xmlns:cx6="http://schemas.microsoft.com/office/drawing/2016/5/12/chartex" xmlns:cx7="http://schemas.microsoft.com/office/drawing/2016/5/13/chartex" xmlns:cx8="http://schemas.microsoft.com/office/drawing/2016/5/14/chartex" xmlns:mc="http://schemas.openxmlformats.org/markup-compatibility/2006" xmlns:m="http://schemas.openxmlformats.org/officeDocument/2006/math" xmlns:aink="http://schemas.microsoft.com/office/drawing/2016/ink" xmlns:am3d="http://schemas.microsoft.com/office/drawing/2017/model3d" xmlns:oel="http://schemas.microsoft.com/office/2019/extlst" xmlns:r="http://schemas.openxmlformats.org/officeDocument/2006/relationships" xmlns:wp14="http://schemas.microsoft.com/office/word/2010/wordprocessingDrawing" xmlns:wp="http://schemas.openxmlformats.org/drawingml/2006/wordprocessingDrawing" xmlns:wpg="http://schemas.microsoft.com/office/word/2010/wordprocessingGroup" xmlns:wpi="http://schemas.microsoft.com/office/word/2010/wordprocessingInk" xmlns:wps="http://schemas.microsoft.com/office/word/2010/wordprocessingShape" xmlns:o="urn:schemas-microsoft-com:office:office" xmlns:v="urn:schemas-microsoft-com:vml" xmlns:w10="urn:schemas-microsoft-com:office:word" xmlns:w="http://schemas.openxmlformats.org/wordprocessingml/2006/main" xmlns:w14="http://schemas.microsoft.com/office/word/2010/wordml" xmlns:w15="http://schemas.microsoft.com/office/word/2012/wordml" xmlns:w16cex="http://schemas.microsoft.com/office/word/2018/wordml/cex" xmlns:w16cid="http://schemas.microsoft.com/office/word/2016/wordml/cid" xmlns:w16="http://schemas.microsoft.com/office/word/2018/wordml" xmlns:w16sdtdh="http://schemas.microsoft.com/office/word/2020/wordml/sdtdatahash" xmlns:w16sdtfl="http://schemas.microsoft.com/office/word/2024/wordml/sdtformatlock" xmlns:w16se="http://schemas.microsoft.com/office/word/2015/wordml/symex" xmlns:w16du="http://schemas.microsoft.com/office/word/2023/wordml/word16du" xmlns:wne="http://schemas.microsoft.com/office/word/2006/wordml" mc:Ignorable="w14 w15 w16se w16cid w16 w16cex w16sdtdh w16sdtfl w16du wp14">
+<w:numbering xmlns:wpc="http://schemas.microsoft.com/office/word/2010/wordprocessingCanvas" xmlns:cx="http://schemas.microsoft.com/office/drawing/2014/chartex" xmlns:cx1="http://schemas.microsoft.com/office/drawing/2015/9/8/chartex" xmlns:cx2="http://schemas.microsoft.com/office/drawing/2015/10/21/chartex" xmlns:cx3="http://schemas.microsoft.com/office/drawing/2016/5/9/chartex" xmlns:cx4="http://schemas.microsoft.com/office/drawing/2016/5/10/chartex" xmlns:cx5="http://schemas.microsoft.com/office/drawing/2016/5/11/chartex" xmlns:cx6="http://schemas.microsoft.com/office/drawing/2016/5/12/chartex" xmlns:cx7="http://schemas.microsoft.com/office/drawing/2016/5/13/chartex" xmlns:cx8="http://schemas.microsoft.com/office/drawing/2016/5/14/chartex" xmlns:mc="http://schemas.openxmlformats.org/markup-compatibility/2006" xmlns:m="http://schemas.openxmlformats.org/officeDocument/2006/math" xmlns:aink="http://schemas.microsoft.com/office/drawing/2016/ink" xmlns:am3d="http://schemas.microsoft.com/office/drawing/2017/model3d" xmlns:oel="http://schemas.microsoft.com/office/2019/extlst" xmlns:r="http://schemas.openxmlformats.org/officeDocument/2006/relationships" xmlns:wp14="http://schemas.microsoft.com/office/word/2010/wordprocessingDrawing" xmlns:wp="http://schemas.openxmlformats.org/drawingml/2006/wordprocessingDrawing" xmlns:wpg="http://schemas.microsoft.com/office/word/2010/wordprocessingGroup" xmlns:wpi="http://schemas.microsoft.com/office/word/2010/wordprocessingInk" xmlns:wps="http://schemas.microsoft.com/office/word/2010/wordprocessingShape" xmlns:o="urn:schemas-microsoft-com:office:office" xmlns:v="urn:schemas-microsoft-com:vml" xmlns:w10="urn:schemas-microsoft-com:office:word" xmlns:w="http://schemas.openxmlformats.org/wordprocessingml/2006/main" xmlns:w14="http://schemas.microsoft.com/office/word/2010/wordml" xmlns:w15="http://schemas.microsoft.com/office/word/2012/wordml" xmlns:w16cei="http://schemas.microsoft.com/office/word/2026/wordml/cei" xmlns:w16cex="http://schemas.microsoft.com/office/word/2018/wordml/cex" xmlns:w16cid="http://schemas.microsoft.com/office/word/2016/wordml/cid" xmlns:w16="http://schemas.microsoft.com/office/word/2018/wordml" xmlns:w16sdtdh="http://schemas.microsoft.com/office/word/2020/wordml/sdtdatahash" xmlns:w16sdtfl="http://schemas.microsoft.com/office/word/2024/wordml/sdtformatlock" xmlns:w16se="http://schemas.microsoft.com/office/word/2015/wordml/symex" xmlns:w16du="http://schemas.microsoft.com/office/word/2023/wordml/word16du" xmlns:wne="http://schemas.microsoft.com/office/word/2006/wordml" mc:Ignorable="w14 w15 w16se w16cid w16 w16cex w16sdtdh w16sdtfl w16du wp14">
   <w:abstractNum w:abstractNumId="0" w15:restartNumberingAfterBreak="0">
     <w:nsid w:val="07D05450"/>
     <w:multiLevelType w:val="hybridMultilevel"/>
@@ -1301,6 +2077,119 @@
     </w:lvl>
   </w:abstractNum>
   <w:abstractNum w:abstractNumId="1" w15:restartNumberingAfterBreak="0">
+    <w:nsid w:val="3D733602"/>
+    <w:multiLevelType w:val="hybridMultilevel"/>
+    <w:tmpl w:val="5C301632"/>
+    <w:lvl w:ilvl="0" w:tplc="08090001">
+      <w:start w:val="1"/>
+      <w:numFmt w:val="bullet"/>
+      <w:lvlText w:val=""/>
+      <w:lvlJc w:val="left"/>
+      <w:pPr>
+        <w:ind w:left="720" w:hanging="360"/>
+      </w:pPr>
+      <w:rPr>
+        <w:rFonts w:ascii="Symbol" w:hAnsi="Symbol" w:hint="default"/>
+      </w:rPr>
+    </w:lvl>
+    <w:lvl w:ilvl="1" w:tplc="08090003" w:tentative="1">
+      <w:start w:val="1"/>
+      <w:numFmt w:val="bullet"/>
+      <w:lvlText w:val="o"/>
+      <w:lvlJc w:val="left"/>
+      <w:pPr>
+        <w:ind w:left="1440" w:hanging="360"/>
+      </w:pPr>
+      <w:rPr>
+        <w:rFonts w:ascii="Courier New" w:hAnsi="Courier New" w:cs="Courier New" w:hint="default"/>
+      </w:rPr>
+    </w:lvl>
+    <w:lvl w:ilvl="2" w:tplc="08090005" w:tentative="1">
+      <w:start w:val="1"/>
+      <w:numFmt w:val="bullet"/>
+      <w:lvlText w:val=""/>
+      <w:lvlJc w:val="left"/>
+      <w:pPr>
+        <w:ind w:left="2160" w:hanging="360"/>
+      </w:pPr>
+      <w:rPr>
+        <w:rFonts w:ascii="Wingdings" w:hAnsi="Wingdings" w:hint="default"/>
+      </w:rPr>
+    </w:lvl>
+    <w:lvl w:ilvl="3" w:tplc="08090001" w:tentative="1">
+      <w:start w:val="1"/>
+      <w:numFmt w:val="bullet"/>
+      <w:lvlText w:val=""/>
+      <w:lvlJc w:val="left"/>
+      <w:pPr>
+        <w:ind w:left="2880" w:hanging="360"/>
+      </w:pPr>
+      <w:rPr>
+        <w:rFonts w:ascii="Symbol" w:hAnsi="Symbol" w:hint="default"/>
+      </w:rPr>
+    </w:lvl>
+    <w:lvl w:ilvl="4" w:tplc="08090003" w:tentative="1">
+      <w:start w:val="1"/>
+      <w:numFmt w:val="bullet"/>
+      <w:lvlText w:val="o"/>
+      <w:lvlJc w:val="left"/>
+      <w:pPr>
+        <w:ind w:left="3600" w:hanging="360"/>
+      </w:pPr>
+      <w:rPr>
+        <w:rFonts w:ascii="Courier New" w:hAnsi="Courier New" w:cs="Courier New" w:hint="default"/>
+      </w:rPr>
+    </w:lvl>
+    <w:lvl w:ilvl="5" w:tplc="08090005" w:tentative="1">
+      <w:start w:val="1"/>
+      <w:numFmt w:val="bullet"/>
+      <w:lvlText w:val=""/>
+      <w:lvlJc w:val="left"/>
+      <w:pPr>
+        <w:ind w:left="4320" w:hanging="360"/>
+      </w:pPr>
+      <w:rPr>
+        <w:rFonts w:ascii="Wingdings" w:hAnsi="Wingdings" w:hint="default"/>
+      </w:rPr>
+    </w:lvl>
+    <w:lvl w:ilvl="6" w:tplc="08090001" w:tentative="1">
+      <w:start w:val="1"/>
+      <w:numFmt w:val="bullet"/>
+      <w:lvlText w:val=""/>
+      <w:lvlJc w:val="left"/>
+      <w:pPr>
+        <w:ind w:left="5040" w:hanging="360"/>
+      </w:pPr>
+      <w:rPr>
+        <w:rFonts w:ascii="Symbol" w:hAnsi="Symbol" w:hint="default"/>
+      </w:rPr>
+    </w:lvl>
+    <w:lvl w:ilvl="7" w:tplc="08090003" w:tentative="1">
+      <w:start w:val="1"/>
+      <w:numFmt w:val="bullet"/>
+      <w:lvlText w:val="o"/>
+      <w:lvlJc w:val="left"/>
+      <w:pPr>
+        <w:ind w:left="5760" w:hanging="360"/>
+      </w:pPr>
+      <w:rPr>
+        <w:rFonts w:ascii="Courier New" w:hAnsi="Courier New" w:cs="Courier New" w:hint="default"/>
+      </w:rPr>
+    </w:lvl>
+    <w:lvl w:ilvl="8" w:tplc="08090005" w:tentative="1">
+      <w:start w:val="1"/>
+      <w:numFmt w:val="bullet"/>
+      <w:lvlText w:val=""/>
+      <w:lvlJc w:val="left"/>
+      <w:pPr>
+        <w:ind w:left="6480" w:hanging="360"/>
+      </w:pPr>
+      <w:rPr>
+        <w:rFonts w:ascii="Wingdings" w:hAnsi="Wingdings" w:hint="default"/>
+      </w:rPr>
+    </w:lvl>
+  </w:abstractNum>
+  <w:abstractNum w:abstractNumId="2" w15:restartNumberingAfterBreak="0">
     <w:nsid w:val="46FB3C58"/>
     <w:multiLevelType w:val="hybridMultilevel"/>
     <w:tmpl w:val="58808AB2"/>
@@ -1389,7 +2278,7 @@
       </w:pPr>
     </w:lvl>
   </w:abstractNum>
-  <w:abstractNum w:abstractNumId="2" w15:restartNumberingAfterBreak="0">
+  <w:abstractNum w:abstractNumId="3" w15:restartNumberingAfterBreak="0">
     <w:nsid w:val="746A5C0A"/>
     <w:multiLevelType w:val="hybridMultilevel"/>
     <w:tmpl w:val="50DEA51A"/>
@@ -1503,13 +2392,16 @@
     </w:lvl>
   </w:abstractNum>
   <w:num w:numId="1" w16cid:durableId="853226515">
-    <w:abstractNumId w:val="2"/>
+    <w:abstractNumId w:val="3"/>
   </w:num>
   <w:num w:numId="2" w16cid:durableId="1589264645">
-    <w:abstractNumId w:val="1"/>
+    <w:abstractNumId w:val="2"/>
   </w:num>
   <w:num w:numId="3" w16cid:durableId="840973285">
     <w:abstractNumId w:val="0"/>
+  </w:num>
+  <w:num w:numId="4" w16cid:durableId="1490752817">
+    <w:abstractNumId w:val="1"/>
   </w:num>
 </w:numbering>
 </file>

--- a/write_up/drafts/tables/main/FE_techniques.docx
+++ b/write_up/drafts/tables/main/FE_techniques.docx
@@ -504,113 +504,6 @@
           <w:p/>
         </w:tc>
       </w:tr>
-      <w:tr>
-        <w:tc>
-          <w:tcPr>
-            <w:tcW w:w="1677" w:type="dxa"/>
-            <w:shd w:val="clear" w:color="auto" w:fill="F2CEED" w:themeFill="accent5" w:themeFillTint="33"/>
-          </w:tcPr>
-          <w:p>
-            <w:r>
-              <w:t>ORA</w:t>
-            </w:r>
-          </w:p>
-        </w:tc>
-        <w:tc>
-          <w:tcPr>
-            <w:tcW w:w="1420" w:type="dxa"/>
-            <w:shd w:val="clear" w:color="auto" w:fill="F2CEED" w:themeFill="accent5" w:themeFillTint="33"/>
-          </w:tcPr>
-          <w:p/>
-        </w:tc>
-        <w:tc>
-          <w:tcPr>
-            <w:tcW w:w="1475" w:type="dxa"/>
-            <w:vMerge w:val="restart"/>
-            <w:shd w:val="clear" w:color="auto" w:fill="F2CEED" w:themeFill="accent5" w:themeFillTint="33"/>
-          </w:tcPr>
-          <w:p>
-            <w:proofErr w:type="spellStart"/>
-            <w:r>
-              <w:t>miEAA</w:t>
-            </w:r>
-            <w:proofErr w:type="spellEnd"/>
-          </w:p>
-        </w:tc>
-        <w:tc>
-          <w:tcPr>
-            <w:tcW w:w="1300" w:type="dxa"/>
-            <w:shd w:val="clear" w:color="auto" w:fill="F2CEED" w:themeFill="accent5" w:themeFillTint="33"/>
-          </w:tcPr>
-          <w:p/>
-        </w:tc>
-        <w:tc>
-          <w:tcPr>
-            <w:tcW w:w="1620" w:type="dxa"/>
-            <w:shd w:val="clear" w:color="auto" w:fill="F2CEED" w:themeFill="accent5" w:themeFillTint="33"/>
-          </w:tcPr>
-          <w:p/>
-        </w:tc>
-        <w:tc>
-          <w:tcPr>
-            <w:tcW w:w="1524" w:type="dxa"/>
-            <w:shd w:val="clear" w:color="auto" w:fill="F2CEED" w:themeFill="accent5" w:themeFillTint="33"/>
-          </w:tcPr>
-          <w:p/>
-        </w:tc>
-      </w:tr>
-      <w:tr>
-        <w:tc>
-          <w:tcPr>
-            <w:tcW w:w="1677" w:type="dxa"/>
-            <w:shd w:val="clear" w:color="auto" w:fill="F2CEED" w:themeFill="accent5" w:themeFillTint="33"/>
-          </w:tcPr>
-          <w:p>
-            <w:r>
-              <w:t>miRNA-</w:t>
-            </w:r>
-            <w:r>
-              <w:t>SEA</w:t>
-            </w:r>
-          </w:p>
-        </w:tc>
-        <w:tc>
-          <w:tcPr>
-            <w:tcW w:w="1420" w:type="dxa"/>
-            <w:shd w:val="clear" w:color="auto" w:fill="F2CEED" w:themeFill="accent5" w:themeFillTint="33"/>
-          </w:tcPr>
-          <w:p/>
-        </w:tc>
-        <w:tc>
-          <w:tcPr>
-            <w:tcW w:w="1475" w:type="dxa"/>
-            <w:vMerge/>
-            <w:shd w:val="clear" w:color="auto" w:fill="F2CEED" w:themeFill="accent5" w:themeFillTint="33"/>
-          </w:tcPr>
-          <w:p/>
-        </w:tc>
-        <w:tc>
-          <w:tcPr>
-            <w:tcW w:w="1300" w:type="dxa"/>
-            <w:shd w:val="clear" w:color="auto" w:fill="F2CEED" w:themeFill="accent5" w:themeFillTint="33"/>
-          </w:tcPr>
-          <w:p/>
-        </w:tc>
-        <w:tc>
-          <w:tcPr>
-            <w:tcW w:w="1620" w:type="dxa"/>
-            <w:shd w:val="clear" w:color="auto" w:fill="F2CEED" w:themeFill="accent5" w:themeFillTint="33"/>
-          </w:tcPr>
-          <w:p/>
-        </w:tc>
-        <w:tc>
-          <w:tcPr>
-            <w:tcW w:w="1524" w:type="dxa"/>
-            <w:shd w:val="clear" w:color="auto" w:fill="F2CEED" w:themeFill="accent5" w:themeFillTint="33"/>
-          </w:tcPr>
-          <w:p/>
-        </w:tc>
-      </w:tr>
     </w:tbl>
     <w:p>
       <w:pPr>
@@ -642,66 +535,6 @@
       </w:r>
     </w:p>
     <w:p>
-      <w:pPr>
-        <w:rPr>
-          <w:b/>
-          <w:bCs/>
-        </w:rPr>
-      </w:pPr>
-      <w:r>
-        <w:rPr>
-          <w:b/>
-          <w:bCs/>
-        </w:rPr>
-        <w:t>Legend</w:t>
-      </w:r>
-    </w:p>
-    <w:p>
-      <w:r>
-        <w:t xml:space="preserve">Orange = </w:t>
-      </w:r>
-      <w:r>
-        <w:t>Target gene-level</w:t>
-      </w:r>
-      <w:r>
-        <w:t xml:space="preserve"> (target genes)</w:t>
-      </w:r>
-    </w:p>
-    <w:p>
-      <w:r>
-        <w:t xml:space="preserve">Pink = </w:t>
-      </w:r>
-      <w:r>
-        <w:t>miRNA-level</w:t>
-      </w:r>
-    </w:p>
-    <w:p>
-      <w:r>
-        <w:rPr>
-          <w:rFonts w:ascii="Aptos" w:hAnsi="Aptos"/>
-          <w:color w:val="EE0000"/>
-          <w:sz w:val="52"/>
-          <w:szCs w:val="52"/>
-        </w:rPr>
-        <w:t>[</w:t>
-      </w:r>
-      <w:r>
-        <w:rPr>
-          <w:rFonts w:ascii="Aptos" w:hAnsi="Aptos"/>
-          <w:color w:val="EE0000"/>
-          <w:sz w:val="52"/>
-          <w:szCs w:val="52"/>
-        </w:rPr>
-        <w:t>•</w:t>
-      </w:r>
-      <w:r>
-        <w:t xml:space="preserve"> = Used in this study</w:t>
-      </w:r>
-      <w:r>
-        <w:t>]</w:t>
-      </w:r>
-    </w:p>
-    <w:p>
       <w:r>
         <w:rPr>
           <w:b/>
@@ -788,13 +621,7 @@
         </w:numPr>
       </w:pPr>
       <w:r>
-        <w:t>Can exclude target genes supported by weaker experimental evidence e.g., m</w:t>
-      </w:r>
-      <w:r>
-        <w:t>icroarray</w:t>
-      </w:r>
-      <w:r>
-        <w:t xml:space="preserve">, NGS, </w:t>
+        <w:t xml:space="preserve">Can exclude target genes supported by weaker experimental evidence e.g., microarray, NGS, </w:t>
       </w:r>
       <w:proofErr w:type="spellStart"/>
       <w:r>
@@ -861,7 +688,6 @@
         </w:numPr>
       </w:pPr>
       <w:r>
-        <w:lastRenderedPageBreak/>
         <w:t>This can produce miRNA-target lists that are too small to support robust pathway enrichment analysis.</w:t>
       </w:r>
       <w:r>
@@ -889,19 +715,7 @@
           <w:rPr>
             <w:rStyle w:val="Hyperlink"/>
           </w:rPr>
-          <w:t>https://www.jove.com/pdf</w:t>
-        </w:r>
-        <w:r>
-          <w:rPr>
-            <w:rStyle w:val="Hyperlink"/>
-          </w:rPr>
-          <w:t>/</w:t>
-        </w:r>
-        <w:r>
-          <w:rPr>
-            <w:rStyle w:val="Hyperlink"/>
-          </w:rPr>
-          <w:t>68760/a-verified-workflow-for-mirnaseq-data-processing-and-bioinformatics-analysis-using-r</w:t>
+          <w:t>https://www.jove.com/pdf/68760/a-verified-workflow-for-mirnaseq-data-processing-and-bioinformatics-analysis-using-r</w:t>
         </w:r>
       </w:hyperlink>
     </w:p>
@@ -1005,13 +819,7 @@
         </w:numPr>
       </w:pPr>
       <w:r>
-        <w:t xml:space="preserve">Can improve the biological relevance of pathway enrichment by focusing on potentially </w:t>
-      </w:r>
-      <w:r>
-        <w:t>highly connected regulatory</w:t>
-      </w:r>
-      <w:r>
-        <w:t xml:space="preserve"> genes.</w:t>
+        <w:t>Can improve the biological relevance of pathway enrichment by focusing on potentially highly connected regulatory genes.</w:t>
       </w:r>
     </w:p>
     <w:p>
@@ -1122,31 +930,7 @@
           <w:rPr>
             <w:rStyle w:val="Hyperlink"/>
           </w:rPr>
-          <w:t>https://link.springer.com/article/10.1186/s12859-019-</w:t>
-        </w:r>
-        <w:r>
-          <w:rPr>
-            <w:rStyle w:val="Hyperlink"/>
-          </w:rPr>
-          <w:t>3</w:t>
-        </w:r>
-        <w:r>
-          <w:rPr>
-            <w:rStyle w:val="Hyperlink"/>
-          </w:rPr>
-          <w:t>215</w:t>
-        </w:r>
-        <w:r>
-          <w:rPr>
-            <w:rStyle w:val="Hyperlink"/>
-          </w:rPr>
-          <w:t>-</w:t>
-        </w:r>
-        <w:r>
-          <w:rPr>
-            <w:rStyle w:val="Hyperlink"/>
-          </w:rPr>
-          <w:t>5</w:t>
+          <w:t>https://link.springer.com/article/10.1186/s12859-019-3215-5</w:t>
         </w:r>
       </w:hyperlink>
     </w:p>
@@ -1156,19 +940,7 @@
           <w:rPr>
             <w:rStyle w:val="Hyperlink"/>
           </w:rPr>
-          <w:t>https://journals.plos.org/plosone/article?id=10.1371/journal.pone.0</w:t>
-        </w:r>
-        <w:r>
-          <w:rPr>
-            <w:rStyle w:val="Hyperlink"/>
-          </w:rPr>
-          <w:t>0</w:t>
-        </w:r>
-        <w:r>
-          <w:rPr>
-            <w:rStyle w:val="Hyperlink"/>
-          </w:rPr>
-          <w:t>39357</w:t>
+          <w:t>https://journals.plos.org/plosone/article?id=10.1371/journal.pone.0039357</w:t>
         </w:r>
       </w:hyperlink>
     </w:p>
@@ -1218,16 +990,7 @@
         </w:numPr>
       </w:pPr>
       <w:r>
-        <w:lastRenderedPageBreak/>
-        <w:t xml:space="preserve">Apply Boolean logic to count a miRNA as targeting a pathway if one of its target genes targets it, but not any more than </w:t>
-      </w:r>
-      <w:proofErr w:type="gramStart"/>
-      <w:r>
-        <w:t>that[</w:t>
-      </w:r>
-      <w:proofErr w:type="gramEnd"/>
-      <w:r>
-        <w:t>]</w:t>
+        <w:t>Apply Boolean logic to count a miRNA as targeting a pathway if one of its target genes targets it, but not any more than that[]</w:t>
       </w:r>
     </w:p>
     <w:p>
@@ -1453,7 +1216,7 @@
       </w:r>
     </w:p>
     <w:p>
-      <w:hyperlink r:id="rId9" w:history="1">
+      <w:hyperlink r:id="rId9" w:anchor="S16" w:history="1">
         <w:r>
           <w:rPr>
             <w:rStyle w:val="Hyperlink"/>
@@ -1474,8 +1237,258 @@
     </w:p>
     <w:p>
       <w:r>
+        <w:t>https://www.jove.com/pdf/68760/a-verified-workflow-for-mirnaseq-data-processing-and-bioinformatics-analysis-using-r</w:t>
+      </w:r>
+    </w:p>
+    <w:p/>
+    <w:p>
+      <w:r>
+        <w:rPr>
+          <w:b/>
+          <w:bCs/>
+        </w:rPr>
+        <w:t>Method</w:t>
+      </w:r>
+    </w:p>
+    <w:p>
+      <w:pPr>
+        <w:pStyle w:val="ListParagraph"/>
+        <w:numPr>
+          <w:ilvl w:val="0"/>
+          <w:numId w:val="2"/>
+        </w:numPr>
+      </w:pPr>
+      <w:r>
+        <w:t>Context-specific filtering</w:t>
+      </w:r>
+    </w:p>
+    <w:p>
+      <w:r>
+        <w:rPr>
+          <w:b/>
+          <w:bCs/>
+        </w:rPr>
+        <w:t>Description</w:t>
+      </w:r>
+    </w:p>
+    <w:p>
+      <w:pPr>
+        <w:pStyle w:val="ListParagraph"/>
+        <w:numPr>
+          <w:ilvl w:val="0"/>
+          <w:numId w:val="4"/>
+        </w:numPr>
+      </w:pPr>
+      <w:r>
         <w:lastRenderedPageBreak/>
-        <w:t>https://www.jove.com/pdf/68760/a-verified-workflow-for-mirnaseq-data-processing-and-bioinformatics-analysis-using-r</w:t>
+        <w:t xml:space="preserve">Filter target genes according to whether </w:t>
+      </w:r>
+      <w:r>
+        <w:t>expression in the biological system is plausible. Retain only the intersection of target genes identified and genes biologically plausible.</w:t>
+      </w:r>
+    </w:p>
+    <w:p>
+      <w:pPr>
+        <w:pStyle w:val="ListParagraph"/>
+      </w:pPr>
+    </w:p>
+    <w:p>
+      <w:r>
+        <w:rPr>
+          <w:b/>
+          <w:bCs/>
+        </w:rPr>
+        <w:t>Advantages</w:t>
+      </w:r>
+    </w:p>
+    <w:p>
+      <w:pPr>
+        <w:pStyle w:val="ListParagraph"/>
+        <w:numPr>
+          <w:ilvl w:val="0"/>
+          <w:numId w:val="3"/>
+        </w:numPr>
+      </w:pPr>
+      <w:r>
+        <w:t>Excludes</w:t>
+      </w:r>
+      <w:r>
+        <w:t xml:space="preserve"> genes that are </w:t>
+      </w:r>
+      <w:r>
+        <w:t>not</w:t>
+      </w:r>
+      <w:r>
+        <w:t xml:space="preserve"> relevant to the </w:t>
+      </w:r>
+      <w:r>
+        <w:t>biological model</w:t>
+      </w:r>
+      <w:r>
+        <w:t xml:space="preserve"> (e.g., genes not expressed in airway epithelium), which may improve the specificity of pathway enrichment analysis by reducing noise and false-positive pathway associations.</w:t>
+      </w:r>
+    </w:p>
+    <w:p>
+      <w:pPr>
+        <w:rPr>
+          <w:b/>
+          <w:bCs/>
+        </w:rPr>
+      </w:pPr>
+      <w:r>
+        <w:rPr>
+          <w:b/>
+          <w:bCs/>
+        </w:rPr>
+        <w:t>Disadvantages</w:t>
+      </w:r>
+    </w:p>
+    <w:p>
+      <w:pPr>
+        <w:pStyle w:val="ListParagraph"/>
+        <w:numPr>
+          <w:ilvl w:val="0"/>
+          <w:numId w:val="3"/>
+        </w:numPr>
+      </w:pPr>
+      <w:r>
+        <w:t>Cells can express large proportions of the genome</w:t>
+      </w:r>
+      <w:r>
+        <w:t xml:space="preserve"> (e.g., </w:t>
+      </w:r>
+      <w:r>
+        <w:t>respiratory ciliated cells can express ~12k genes)</w:t>
+      </w:r>
+      <w:r>
+        <w:t xml:space="preserve">, </w:t>
+      </w:r>
+      <w:r>
+        <w:t xml:space="preserve">therefore </w:t>
+      </w:r>
+      <w:r>
+        <w:t xml:space="preserve">this </w:t>
+      </w:r>
+      <w:r>
+        <w:t xml:space="preserve">approach </w:t>
+      </w:r>
+      <w:r>
+        <w:t>may not</w:t>
+      </w:r>
+      <w:r>
+        <w:t xml:space="preserve"> substantially</w:t>
+      </w:r>
+      <w:r>
+        <w:t xml:space="preserve"> reduce the target gene list</w:t>
+      </w:r>
+      <w:r>
+        <w:t>.</w:t>
+      </w:r>
+    </w:p>
+    <w:p>
+      <w:pPr>
+        <w:pStyle w:val="ListParagraph"/>
+        <w:numPr>
+          <w:ilvl w:val="0"/>
+          <w:numId w:val="3"/>
+        </w:numPr>
+      </w:pPr>
+      <w:r>
+        <w:t xml:space="preserve">Airway epithelial-derived </w:t>
+      </w:r>
+      <w:r>
+        <w:t xml:space="preserve">EVs </w:t>
+      </w:r>
+      <w:r>
+        <w:t xml:space="preserve">can </w:t>
+      </w:r>
+      <w:r>
+        <w:t>target multiple</w:t>
+      </w:r>
+      <w:r>
+        <w:t xml:space="preserve"> recipient</w:t>
+      </w:r>
+      <w:r>
+        <w:t xml:space="preserve"> cell types</w:t>
+      </w:r>
+      <w:r>
+        <w:t xml:space="preserve"> (</w:t>
+      </w:r>
+      <w:r>
+        <w:t xml:space="preserve">e.g., </w:t>
+      </w:r>
+      <w:r>
+        <w:t xml:space="preserve">immune cells) therefore it is difficult to </w:t>
+      </w:r>
+      <w:r>
+        <w:t>define a suitable list of potential recipient cells.</w:t>
+      </w:r>
+    </w:p>
+    <w:p>
+      <w:pPr>
+        <w:pStyle w:val="ListParagraph"/>
+        <w:numPr>
+          <w:ilvl w:val="0"/>
+          <w:numId w:val="3"/>
+        </w:numPr>
+      </w:pPr>
+      <w:r>
+        <w:t xml:space="preserve">Creating an exhaustive list of cell types potentially targeted by </w:t>
+      </w:r>
+      <w:r>
+        <w:t xml:space="preserve">airway-derived </w:t>
+      </w:r>
+      <w:r>
+        <w:t xml:space="preserve">EVs would be </w:t>
+      </w:r>
+      <w:r>
+        <w:t>very extensive</w:t>
+      </w:r>
+      <w:r>
+        <w:t xml:space="preserve"> and </w:t>
+      </w:r>
+      <w:r>
+        <w:t xml:space="preserve">would likely </w:t>
+      </w:r>
+      <w:r>
+        <w:t>incorporate</w:t>
+      </w:r>
+      <w:r>
+        <w:t xml:space="preserve"> a large </w:t>
+      </w:r>
+      <w:r>
+        <w:t>proportion</w:t>
+      </w:r>
+      <w:r>
+        <w:t xml:space="preserve"> of the genome, limiting the </w:t>
+      </w:r>
+      <w:r>
+        <w:t>effectiveness of this approach.</w:t>
+      </w:r>
+    </w:p>
+    <w:p>
+      <w:pPr>
+        <w:pStyle w:val="ListParagraph"/>
+      </w:pPr>
+    </w:p>
+    <w:p>
+      <w:pPr>
+        <w:rPr>
+          <w:b/>
+          <w:bCs/>
+        </w:rPr>
+      </w:pPr>
+      <w:r>
+        <w:rPr>
+          <w:b/>
+          <w:bCs/>
+        </w:rPr>
+        <w:t>Reference</w:t>
+      </w:r>
+    </w:p>
+    <w:p>
+      <w:r>
+        <w:t>https://pubmed.ncbi.nlm.nih.gov/31930382/</w:t>
       </w:r>
     </w:p>
     <w:p/>
@@ -1497,7 +1510,7 @@
         </w:numPr>
       </w:pPr>
       <w:r>
-        <w:t>Context-specific filtering</w:t>
+        <w:t>Network-based</w:t>
       </w:r>
     </w:p>
     <w:p>
@@ -1518,19 +1531,13 @@
         </w:numPr>
       </w:pPr>
       <w:r>
-        <w:t>Filter target genes according to whether the target gene could biologically feasibly appear in your model, as miRNAs can only target genes that are expressed within the biological system. Then</w:t>
-      </w:r>
-      <w:r>
-        <w:t>,</w:t>
-      </w:r>
-      <w:r>
-        <w:t xml:space="preserve"> retain only the intersection </w:t>
-      </w:r>
-      <w:r>
-        <w:t>between</w:t>
-      </w:r>
-      <w:r>
-        <w:t xml:space="preserve"> target genes identified and genes present in the system.</w:t>
+        <w:t>Construct biological interaction networks to identify highly connected genes (hub genes</w:t>
+      </w:r>
+      <w:r>
+        <w:t>)</w:t>
+      </w:r>
+      <w:r>
+        <w:t>. Prioritise genes with greater connectivity for downstream pathway enrichment analysis, as these genes may represent important regulators within the biological system.</w:t>
       </w:r>
     </w:p>
     <w:p>
@@ -1551,7 +1558,25 @@
         </w:numPr>
       </w:pPr>
       <w:r>
-        <w:t>Genes not relevant to the biological model (e.g., airway epithelium) would be excluded from the analysis which increases the statistical power of pathway enrichment analysis by reducing the likelihood of false-positive pathway associations and removing noise.</w:t>
+        <w:t>Prioritising highly connected genes can reduce noise by excluding isolated target genes which may increase the specificity of pathway enrichment.</w:t>
+      </w:r>
+    </w:p>
+    <w:p>
+      <w:pPr>
+        <w:pStyle w:val="ListParagraph"/>
+        <w:numPr>
+          <w:ilvl w:val="0"/>
+          <w:numId w:val="3"/>
+        </w:numPr>
+      </w:pPr>
+      <w:r>
+        <w:t>Network-based approaches can incorporate additional biological information beyond individual miRNA-target predictions.</w:t>
+      </w:r>
+    </w:p>
+    <w:p>
+      <w:r>
+        <w:lastRenderedPageBreak/>
+        <w:br/>
       </w:r>
     </w:p>
     <w:p>
@@ -1578,22 +1603,13 @@
         </w:numPr>
       </w:pPr>
       <w:r>
-        <w:t xml:space="preserve">Airway epithelium cells </w:t>
-      </w:r>
-      <w:r>
-        <w:t>can express</w:t>
-      </w:r>
-      <w:r>
-        <w:t xml:space="preserve"> many genes (e.g., </w:t>
-      </w:r>
-      <w:r>
-        <w:t xml:space="preserve">respiratory ciliated cells can express ~12k genes) </w:t>
-      </w:r>
-      <w:r>
-        <w:t xml:space="preserve">and therefore </w:t>
-      </w:r>
-      <w:r>
-        <w:t>this may not reduce the target gene list very substantially</w:t>
+        <w:t xml:space="preserve">Defining </w:t>
+      </w:r>
+      <w:r>
+        <w:t xml:space="preserve">connectivity thresholds is arbitrary and may exclude </w:t>
+      </w:r>
+      <w:r>
+        <w:t>real miRNA-target interactions with less-connected roles.</w:t>
       </w:r>
     </w:p>
     <w:p>
@@ -1605,30 +1621,7 @@
         </w:numPr>
       </w:pPr>
       <w:r>
-        <w:t xml:space="preserve">Airway epithelial-derived </w:t>
-      </w:r>
-      <w:r>
-        <w:t>EVs target multiple cell types</w:t>
-      </w:r>
-      <w:r>
-        <w:t xml:space="preserve"> (including immune cells) therefore it is difficult to predict which cell to isolate the gene list to.</w:t>
-      </w:r>
-    </w:p>
-    <w:p>
-      <w:pPr>
-        <w:pStyle w:val="ListParagraph"/>
-        <w:numPr>
-          <w:ilvl w:val="0"/>
-          <w:numId w:val="3"/>
-        </w:numPr>
-      </w:pPr>
-      <w:r>
-        <w:t>Creating an exhaustive list of cell types potentially targeted by EVs would be comprehensive and the genes that could possibly be expressed across all these cell types would likely represent most of the genome anyway.</w:t>
-      </w:r>
-    </w:p>
-    <w:p>
-      <w:r>
-        <w:t>[review this section]</w:t>
+        <w:t>Network analyses depend on known connections, and this can bias towards better characterised genes.</w:t>
       </w:r>
     </w:p>
     <w:p>
@@ -1646,310 +1639,11 @@
         <w:t>Reference</w:t>
       </w:r>
     </w:p>
-    <w:p/>
-    <w:p/>
-    <w:p>
-      <w:r>
-        <w:rPr>
-          <w:b/>
-          <w:bCs/>
-        </w:rPr>
-        <w:t>Method</w:t>
-      </w:r>
-    </w:p>
-    <w:p>
-      <w:pPr>
-        <w:pStyle w:val="ListParagraph"/>
-        <w:numPr>
-          <w:ilvl w:val="0"/>
-          <w:numId w:val="2"/>
-        </w:numPr>
-      </w:pPr>
-      <w:r>
-        <w:t>Hub genes</w:t>
-      </w:r>
-    </w:p>
-    <w:p>
-      <w:r>
-        <w:rPr>
-          <w:b/>
-          <w:bCs/>
-        </w:rPr>
-        <w:t>Description</w:t>
-      </w:r>
-    </w:p>
-    <w:p>
-      <w:pPr>
-        <w:pStyle w:val="ListParagraph"/>
-        <w:numPr>
-          <w:ilvl w:val="0"/>
-          <w:numId w:val="4"/>
-        </w:numPr>
-      </w:pPr>
-      <w:r>
-        <w:t>.</w:t>
-      </w:r>
-    </w:p>
-    <w:p>
-      <w:r>
-        <w:rPr>
-          <w:b/>
-          <w:bCs/>
-        </w:rPr>
-        <w:lastRenderedPageBreak/>
-        <w:t>Advantages</w:t>
-      </w:r>
-    </w:p>
-    <w:p>
-      <w:pPr>
-        <w:pStyle w:val="ListParagraph"/>
-        <w:numPr>
-          <w:ilvl w:val="0"/>
-          <w:numId w:val="3"/>
-        </w:numPr>
-      </w:pPr>
-    </w:p>
-    <w:p>
-      <w:pPr>
-        <w:rPr>
-          <w:b/>
-          <w:bCs/>
-        </w:rPr>
-      </w:pPr>
-      <w:r>
-        <w:rPr>
-          <w:b/>
-          <w:bCs/>
-        </w:rPr>
-        <w:t>Disadvantages</w:t>
-      </w:r>
-    </w:p>
-    <w:p>
-      <w:pPr>
-        <w:pStyle w:val="ListParagraph"/>
-        <w:numPr>
-          <w:ilvl w:val="0"/>
-          <w:numId w:val="3"/>
-        </w:numPr>
-      </w:pPr>
-    </w:p>
-    <w:p>
-      <w:pPr>
-        <w:rPr>
-          <w:b/>
-          <w:bCs/>
-        </w:rPr>
-      </w:pPr>
-      <w:r>
-        <w:rPr>
-          <w:b/>
-          <w:bCs/>
-        </w:rPr>
-        <w:t>Reference</w:t>
-      </w:r>
-    </w:p>
-    <w:p/>
-    <w:p>
-      <w:r>
-        <w:rPr>
-          <w:b/>
-          <w:bCs/>
-        </w:rPr>
-        <w:t>Method</w:t>
-      </w:r>
-    </w:p>
-    <w:p>
-      <w:pPr>
-        <w:pStyle w:val="ListParagraph"/>
-        <w:numPr>
-          <w:ilvl w:val="0"/>
-          <w:numId w:val="2"/>
-        </w:numPr>
-      </w:pPr>
-      <w:r>
-        <w:t>ORA</w:t>
-      </w:r>
-    </w:p>
-    <w:p>
-      <w:r>
-        <w:rPr>
-          <w:b/>
-          <w:bCs/>
-        </w:rPr>
-        <w:t>Description</w:t>
-      </w:r>
-    </w:p>
-    <w:p>
-      <w:pPr>
-        <w:pStyle w:val="ListParagraph"/>
-        <w:numPr>
-          <w:ilvl w:val="0"/>
-          <w:numId w:val="4"/>
-        </w:numPr>
-      </w:pPr>
-      <w:r>
-        <w:t>.</w:t>
-      </w:r>
-    </w:p>
-    <w:p>
-      <w:r>
-        <w:rPr>
-          <w:b/>
-          <w:bCs/>
-        </w:rPr>
-        <w:t>Advantages</w:t>
-      </w:r>
-    </w:p>
-    <w:p>
-      <w:pPr>
-        <w:pStyle w:val="ListParagraph"/>
-        <w:numPr>
-          <w:ilvl w:val="0"/>
-          <w:numId w:val="3"/>
-        </w:numPr>
-      </w:pPr>
-    </w:p>
-    <w:p>
-      <w:pPr>
-        <w:rPr>
-          <w:b/>
-          <w:bCs/>
-        </w:rPr>
-      </w:pPr>
-      <w:r>
-        <w:rPr>
-          <w:b/>
-          <w:bCs/>
-        </w:rPr>
-        <w:t>Disadvantages</w:t>
-      </w:r>
-    </w:p>
-    <w:p>
-      <w:pPr>
-        <w:pStyle w:val="ListParagraph"/>
-        <w:numPr>
-          <w:ilvl w:val="0"/>
-          <w:numId w:val="3"/>
-        </w:numPr>
-      </w:pPr>
-    </w:p>
-    <w:p>
-      <w:pPr>
-        <w:rPr>
-          <w:b/>
-          <w:bCs/>
-        </w:rPr>
-      </w:pPr>
-      <w:r>
-        <w:rPr>
-          <w:b/>
-          <w:bCs/>
-        </w:rPr>
-        <w:t>Reference</w:t>
-      </w:r>
-    </w:p>
-    <w:p/>
-    <w:p>
-      <w:r>
-        <w:rPr>
-          <w:b/>
-          <w:bCs/>
-        </w:rPr>
-        <w:t>Method</w:t>
-      </w:r>
-    </w:p>
-    <w:p>
-      <w:pPr>
-        <w:pStyle w:val="ListParagraph"/>
-        <w:numPr>
-          <w:ilvl w:val="0"/>
-          <w:numId w:val="2"/>
-        </w:numPr>
-      </w:pPr>
-      <w:r>
-        <w:t>miRNA-SEA</w:t>
-      </w:r>
-    </w:p>
-    <w:p>
-      <w:r>
-        <w:rPr>
-          <w:b/>
-          <w:bCs/>
-        </w:rPr>
-        <w:t>Description</w:t>
-      </w:r>
-    </w:p>
-    <w:p>
-      <w:pPr>
-        <w:pStyle w:val="ListParagraph"/>
-        <w:numPr>
-          <w:ilvl w:val="0"/>
-          <w:numId w:val="4"/>
-        </w:numPr>
-      </w:pPr>
-      <w:r>
-        <w:t>.</w:t>
-      </w:r>
-    </w:p>
-    <w:p>
-      <w:r>
-        <w:rPr>
-          <w:b/>
-          <w:bCs/>
-        </w:rPr>
-        <w:t>Advantages</w:t>
-      </w:r>
-    </w:p>
-    <w:p>
-      <w:pPr>
-        <w:pStyle w:val="ListParagraph"/>
-        <w:numPr>
-          <w:ilvl w:val="0"/>
-          <w:numId w:val="3"/>
-        </w:numPr>
-      </w:pPr>
-    </w:p>
-    <w:p>
-      <w:pPr>
-        <w:rPr>
-          <w:b/>
-          <w:bCs/>
-        </w:rPr>
-      </w:pPr>
-      <w:r>
-        <w:rPr>
-          <w:b/>
-          <w:bCs/>
-        </w:rPr>
-        <w:t>Disadvantages</w:t>
-      </w:r>
-    </w:p>
-    <w:p>
-      <w:pPr>
-        <w:pStyle w:val="ListParagraph"/>
-        <w:numPr>
-          <w:ilvl w:val="0"/>
-          <w:numId w:val="3"/>
-        </w:numPr>
-      </w:pPr>
-    </w:p>
-    <w:p>
-      <w:pPr>
-        <w:rPr>
-          <w:b/>
-          <w:bCs/>
-        </w:rPr>
-      </w:pPr>
-      <w:r>
-        <w:rPr>
-          <w:b/>
-          <w:bCs/>
-        </w:rPr>
-        <w:t>Reference</w:t>
-      </w:r>
-    </w:p>
-    <w:p/>
-    <w:p/>
+    <w:p>
+      <w:r>
+        <w:t>https://academic.oup.com/nar/article/44/W1/W135/2499313</w:t>
+      </w:r>
+    </w:p>
     <w:p/>
     <w:sectPr>
       <w:pgSz w:w="11906" w:h="16838"/>
